--- a/Assessment 2.docx
+++ b/Assessment 2.docx
@@ -15,15 +15,7 @@
     <w:p/>
     <w:p>
       <w:r>
-        <w:t xml:space="preserve">int </w:t>
-      </w:r>
-      <w:proofErr w:type="gramStart"/>
-      <w:r>
-        <w:t>main(</w:t>
-      </w:r>
-      <w:proofErr w:type="gramEnd"/>
-      <w:r>
-        <w:t>)</w:t>
+        <w:t>int main()</w:t>
       </w:r>
     </w:p>
     <w:p>
@@ -364,7 +356,66 @@
       </w:r>
       <w:proofErr w:type="spellEnd"/>
       <w:r>
-        <w:t xml:space="preserve"> &gt;&gt; </w:t>
+        <w:t xml:space="preserve"> &gt;&gt; subChoice;</w:t>
+      </w:r>
+    </w:p>
+    <w:p>
+      <w:r>
+        <w:t xml:space="preserve">                </w:t>
+      </w:r>
+      <w:proofErr w:type="spellStart"/>
+      <w:r>
+        <w:t>cout</w:t>
+      </w:r>
+      <w:proofErr w:type="spellEnd"/>
+      <w:r>
+        <w:t xml:space="preserve"> &lt;&lt; "Please Enter Quantity: ";</w:t>
+      </w:r>
+    </w:p>
+    <w:p>
+      <w:r>
+        <w:t xml:space="preserve">                </w:t>
+      </w:r>
+      <w:proofErr w:type="spellStart"/>
+      <w:r>
+        <w:t>cin</w:t>
+      </w:r>
+      <w:proofErr w:type="spellEnd"/>
+      <w:r>
+        <w:t xml:space="preserve"> &gt;&gt; quantity;</w:t>
+      </w:r>
+    </w:p>
+    <w:p/>
+    <w:p>
+      <w:r>
+        <w:t xml:space="preserve">                </w:t>
+      </w:r>
+      <w:proofErr w:type="spellStart"/>
+      <w:r>
+        <w:t>cout</w:t>
+      </w:r>
+      <w:proofErr w:type="spellEnd"/>
+      <w:r>
+        <w:t xml:space="preserve"> &lt;&lt; "\n</w:t>
+      </w:r>
+      <w:r>
+        <w:t xml:space="preserve">                           </w:t>
+      </w:r>
+      <w:r>
+        <w:t xml:space="preserve">----------- Your Order -----------" &lt;&lt; </w:t>
+      </w:r>
+      <w:proofErr w:type="spellStart"/>
+      <w:r>
+        <w:t>endl</w:t>
+      </w:r>
+      <w:proofErr w:type="spellEnd"/>
+      <w:r>
+        <w:t>;</w:t>
+      </w:r>
+    </w:p>
+    <w:p>
+      <w:r>
+        <w:t xml:space="preserve">                if(</w:t>
       </w:r>
       <w:proofErr w:type="spellStart"/>
       <w:r>
@@ -372,7 +423,157 @@
       </w:r>
       <w:proofErr w:type="spellEnd"/>
       <w:r>
-        <w:t>;</w:t>
+        <w:t xml:space="preserve"> == 1)</w:t>
+      </w:r>
+    </w:p>
+    <w:p>
+      <w:r>
+        <w:t xml:space="preserve">                    </w:t>
+      </w:r>
+      <w:proofErr w:type="spellStart"/>
+      <w:r>
+        <w:t>cout</w:t>
+      </w:r>
+      <w:proofErr w:type="spellEnd"/>
+      <w:r>
+        <w:t xml:space="preserve"> &lt;&lt; quantity &lt;&lt; " Margherita\n\</w:t>
+      </w:r>
+      <w:proofErr w:type="spellStart"/>
+      <w:r>
+        <w:t>nYour</w:t>
+      </w:r>
+      <w:proofErr w:type="spellEnd"/>
+      <w:r>
+        <w:t xml:space="preserve"> Total Bill is " &lt;&lt; quantity * 200 &lt;&lt; </w:t>
+      </w:r>
+      <w:proofErr w:type="spellStart"/>
+      <w:r>
+        <w:t>endl</w:t>
+      </w:r>
+      <w:proofErr w:type="spellEnd"/>
+      <w:r>
+        <w:t>;</w:t>
+      </w:r>
+    </w:p>
+    <w:p>
+      <w:r>
+        <w:t xml:space="preserve">                else if(</w:t>
+      </w:r>
+      <w:proofErr w:type="spellStart"/>
+      <w:r>
+        <w:t>subChoice</w:t>
+      </w:r>
+      <w:proofErr w:type="spellEnd"/>
+      <w:r>
+        <w:t xml:space="preserve"> == 2)</w:t>
+      </w:r>
+    </w:p>
+    <w:p>
+      <w:r>
+        <w:t xml:space="preserve">                    </w:t>
+      </w:r>
+      <w:proofErr w:type="spellStart"/>
+      <w:r>
+        <w:t>cout</w:t>
+      </w:r>
+      <w:proofErr w:type="spellEnd"/>
+      <w:r>
+        <w:t xml:space="preserve"> &lt;&lt; quantity &lt;&lt; " Cheese Corn\n\</w:t>
+      </w:r>
+      <w:proofErr w:type="spellStart"/>
+      <w:r>
+        <w:t>nYour</w:t>
+      </w:r>
+      <w:proofErr w:type="spellEnd"/>
+      <w:r>
+        <w:t xml:space="preserve"> Total Bill is " &lt;&lt; quantity * 120 &lt;&lt; </w:t>
+      </w:r>
+      <w:proofErr w:type="spellStart"/>
+      <w:r>
+        <w:t>endl</w:t>
+      </w:r>
+      <w:proofErr w:type="spellEnd"/>
+      <w:r>
+        <w:t>;</w:t>
+      </w:r>
+    </w:p>
+    <w:p>
+      <w:r>
+        <w:t xml:space="preserve">                else if(</w:t>
+      </w:r>
+      <w:proofErr w:type="spellStart"/>
+      <w:r>
+        <w:t>subChoice</w:t>
+      </w:r>
+      <w:proofErr w:type="spellEnd"/>
+      <w:r>
+        <w:t xml:space="preserve"> == 3)</w:t>
+      </w:r>
+    </w:p>
+    <w:p>
+      <w:r>
+        <w:t xml:space="preserve">                    </w:t>
+      </w:r>
+      <w:proofErr w:type="spellStart"/>
+      <w:r>
+        <w:t>cout</w:t>
+      </w:r>
+      <w:proofErr w:type="spellEnd"/>
+      <w:r>
+        <w:t xml:space="preserve"> &lt;&lt; quantity &lt;&lt; " Veg. Pizza\n\</w:t>
+      </w:r>
+      <w:proofErr w:type="spellStart"/>
+      <w:r>
+        <w:t>nYour</w:t>
+      </w:r>
+      <w:proofErr w:type="spellEnd"/>
+      <w:r>
+        <w:t xml:space="preserve"> Total Bill is " &lt;&lt; quantity * 160 &lt;&lt; </w:t>
+      </w:r>
+      <w:proofErr w:type="spellStart"/>
+      <w:r>
+        <w:t>endl</w:t>
+      </w:r>
+      <w:proofErr w:type="spellEnd"/>
+      <w:r>
+        <w:t>;</w:t>
+      </w:r>
+    </w:p>
+    <w:p>
+      <w:r>
+        <w:t xml:space="preserve">                else</w:t>
+      </w:r>
+    </w:p>
+    <w:p>
+      <w:r>
+        <w:t xml:space="preserve">                    </w:t>
+      </w:r>
+      <w:proofErr w:type="spellStart"/>
+      <w:r>
+        <w:t>cout</w:t>
+      </w:r>
+      <w:proofErr w:type="spellEnd"/>
+      <w:r>
+        <w:t xml:space="preserve"> &lt;&lt; "Invalid Choice!" &lt;&lt; </w:t>
+      </w:r>
+      <w:proofErr w:type="spellStart"/>
+      <w:r>
+        <w:t>endl</w:t>
+      </w:r>
+      <w:proofErr w:type="spellEnd"/>
+      <w:r>
+        <w:t>;</w:t>
+      </w:r>
+    </w:p>
+    <w:p>
+      <w:r>
+        <w:t xml:space="preserve">                break;</w:t>
+      </w:r>
+    </w:p>
+    <w:p/>
+    <w:p>
+      <w:r>
+        <w:t xml:space="preserve">            case 2:</w:t>
       </w:r>
     </w:p>
     <w:p>
@@ -385,6 +586,61 @@
       </w:r>
       <w:proofErr w:type="spellEnd"/>
       <w:r>
+        <w:t xml:space="preserve"> &lt;&lt; "\n1. Veg. Burger Rs.200\n2. Non-Veg Burger Rs.120\n3. Double Cheese Burger Rs.160" &lt;&lt; </w:t>
+      </w:r>
+      <w:proofErr w:type="spellStart"/>
+      <w:r>
+        <w:t>endl</w:t>
+      </w:r>
+      <w:proofErr w:type="spellEnd"/>
+      <w:r>
+        <w:t>;</w:t>
+      </w:r>
+    </w:p>
+    <w:p>
+      <w:r>
+        <w:t xml:space="preserve">                </w:t>
+      </w:r>
+      <w:proofErr w:type="spellStart"/>
+      <w:r>
+        <w:t>cout</w:t>
+      </w:r>
+      <w:proofErr w:type="spellEnd"/>
+      <w:r>
+        <w:t xml:space="preserve"> &lt;&lt; "\</w:t>
+      </w:r>
+      <w:proofErr w:type="spellStart"/>
+      <w:r>
+        <w:t>nPlease</w:t>
+      </w:r>
+      <w:proofErr w:type="spellEnd"/>
+      <w:r>
+        <w:t xml:space="preserve"> Enter which Burger you would like to have: ";</w:t>
+      </w:r>
+    </w:p>
+    <w:p>
+      <w:r>
+        <w:t xml:space="preserve">                </w:t>
+      </w:r>
+      <w:proofErr w:type="spellStart"/>
+      <w:r>
+        <w:t>cin</w:t>
+      </w:r>
+      <w:proofErr w:type="spellEnd"/>
+      <w:r>
+        <w:t xml:space="preserve"> &gt;&gt; subChoice;</w:t>
+      </w:r>
+    </w:p>
+    <w:p>
+      <w:r>
+        <w:t xml:space="preserve">                </w:t>
+      </w:r>
+      <w:proofErr w:type="spellStart"/>
+      <w:r>
+        <w:t>cout</w:t>
+      </w:r>
+      <w:proofErr w:type="spellEnd"/>
+      <w:r>
         <w:t xml:space="preserve"> &lt;&lt; "Please Enter Quantity: ";</w:t>
       </w:r>
     </w:p>
@@ -415,7 +671,7 @@
         <w:t xml:space="preserve"> &lt;&lt; "\n</w:t>
       </w:r>
       <w:r>
-        <w:t xml:space="preserve">                           </w:t>
+        <w:t xml:space="preserve">                               </w:t>
       </w:r>
       <w:r>
         <w:t xml:space="preserve">----------- Your Order -----------" &lt;&lt; </w:t>
@@ -431,14 +687,9 @@
     </w:p>
     <w:p>
       <w:r>
-        <w:t xml:space="preserve">                </w:t>
-      </w:r>
-      <w:proofErr w:type="gramStart"/>
-      <w:r>
-        <w:t>if(</w:t>
-      </w:r>
-      <w:proofErr w:type="spellStart"/>
-      <w:proofErr w:type="gramEnd"/>
+        <w:t xml:space="preserve">                if(</w:t>
+      </w:r>
+      <w:proofErr w:type="spellStart"/>
       <w:r>
         <w:t>subChoice</w:t>
       </w:r>
@@ -457,7 +708,7 @@
       </w:r>
       <w:proofErr w:type="spellEnd"/>
       <w:r>
-        <w:t xml:space="preserve"> &lt;&lt; quantity &lt;&lt; " Margherita\n\</w:t>
+        <w:t xml:space="preserve"> &lt;&lt; quantity &lt;&lt; " Veg. Burger\n\</w:t>
       </w:r>
       <w:proofErr w:type="spellStart"/>
       <w:r>
@@ -478,309 +729,9 @@
     </w:p>
     <w:p>
       <w:r>
-        <w:t xml:space="preserve">                else </w:t>
-      </w:r>
-      <w:proofErr w:type="gramStart"/>
-      <w:r>
-        <w:t>if(</w:t>
-      </w:r>
-      <w:proofErr w:type="spellStart"/>
-      <w:proofErr w:type="gramEnd"/>
-      <w:r>
-        <w:t>subChoice</w:t>
-      </w:r>
-      <w:proofErr w:type="spellEnd"/>
-      <w:r>
-        <w:t xml:space="preserve"> == 2)</w:t>
-      </w:r>
-    </w:p>
-    <w:p>
-      <w:r>
-        <w:t xml:space="preserve">                    </w:t>
-      </w:r>
-      <w:proofErr w:type="spellStart"/>
-      <w:r>
-        <w:t>cout</w:t>
-      </w:r>
-      <w:proofErr w:type="spellEnd"/>
-      <w:r>
-        <w:t xml:space="preserve"> &lt;&lt; quantity &lt;&lt; " Cheese Corn\n\</w:t>
-      </w:r>
-      <w:proofErr w:type="spellStart"/>
-      <w:r>
-        <w:t>nYour</w:t>
-      </w:r>
-      <w:proofErr w:type="spellEnd"/>
-      <w:r>
-        <w:t xml:space="preserve"> Total Bill is " &lt;&lt; quantity * 120 &lt;&lt; </w:t>
-      </w:r>
-      <w:proofErr w:type="spellStart"/>
-      <w:r>
-        <w:t>endl</w:t>
-      </w:r>
-      <w:proofErr w:type="spellEnd"/>
-      <w:r>
-        <w:t>;</w:t>
-      </w:r>
-    </w:p>
-    <w:p>
-      <w:r>
-        <w:t xml:space="preserve">                else </w:t>
-      </w:r>
-      <w:proofErr w:type="gramStart"/>
-      <w:r>
-        <w:t>if(</w:t>
-      </w:r>
-      <w:proofErr w:type="spellStart"/>
-      <w:proofErr w:type="gramEnd"/>
-      <w:r>
-        <w:t>subChoice</w:t>
-      </w:r>
-      <w:proofErr w:type="spellEnd"/>
-      <w:r>
-        <w:t xml:space="preserve"> == 3)</w:t>
-      </w:r>
-    </w:p>
-    <w:p>
-      <w:r>
-        <w:t xml:space="preserve">                    </w:t>
-      </w:r>
-      <w:proofErr w:type="spellStart"/>
-      <w:r>
-        <w:t>cout</w:t>
-      </w:r>
-      <w:proofErr w:type="spellEnd"/>
-      <w:r>
-        <w:t xml:space="preserve"> &lt;&lt; quantity &lt;&lt; " Veg. Pizza\n\</w:t>
-      </w:r>
-      <w:proofErr w:type="spellStart"/>
-      <w:r>
-        <w:t>nYour</w:t>
-      </w:r>
-      <w:proofErr w:type="spellEnd"/>
-      <w:r>
-        <w:t xml:space="preserve"> Total Bill is " &lt;&lt; quantity * 160 &lt;&lt; </w:t>
-      </w:r>
-      <w:proofErr w:type="spellStart"/>
-      <w:r>
-        <w:t>endl</w:t>
-      </w:r>
-      <w:proofErr w:type="spellEnd"/>
-      <w:r>
-        <w:t>;</w:t>
-      </w:r>
-    </w:p>
-    <w:p>
-      <w:r>
-        <w:t xml:space="preserve">                else</w:t>
-      </w:r>
-    </w:p>
-    <w:p>
-      <w:r>
-        <w:t xml:space="preserve">                    </w:t>
-      </w:r>
-      <w:proofErr w:type="spellStart"/>
-      <w:r>
-        <w:t>cout</w:t>
-      </w:r>
-      <w:proofErr w:type="spellEnd"/>
-      <w:r>
-        <w:t xml:space="preserve"> &lt;&lt; "Invalid Choice!" &lt;&lt; </w:t>
-      </w:r>
-      <w:proofErr w:type="spellStart"/>
-      <w:r>
-        <w:t>endl</w:t>
-      </w:r>
-      <w:proofErr w:type="spellEnd"/>
-      <w:r>
-        <w:t>;</w:t>
-      </w:r>
-    </w:p>
-    <w:p>
-      <w:r>
-        <w:t xml:space="preserve">                break;</w:t>
-      </w:r>
-    </w:p>
-    <w:p/>
-    <w:p>
-      <w:r>
-        <w:t xml:space="preserve">            case 2:</w:t>
-      </w:r>
-    </w:p>
-    <w:p>
-      <w:r>
-        <w:t xml:space="preserve">                </w:t>
-      </w:r>
-      <w:proofErr w:type="spellStart"/>
-      <w:r>
-        <w:t>cout</w:t>
-      </w:r>
-      <w:proofErr w:type="spellEnd"/>
-      <w:r>
-        <w:t xml:space="preserve"> &lt;&lt; "\n1. Veg. Burger Rs.200\n2. Non-Veg Burger Rs.120\n3. Double Cheese Burger Rs.160" &lt;&lt; </w:t>
-      </w:r>
-      <w:proofErr w:type="spellStart"/>
-      <w:r>
-        <w:t>endl</w:t>
-      </w:r>
-      <w:proofErr w:type="spellEnd"/>
-      <w:r>
-        <w:t>;</w:t>
-      </w:r>
-    </w:p>
-    <w:p>
-      <w:r>
-        <w:t xml:space="preserve">                </w:t>
-      </w:r>
-      <w:proofErr w:type="spellStart"/>
-      <w:r>
-        <w:t>cout</w:t>
-      </w:r>
-      <w:proofErr w:type="spellEnd"/>
-      <w:r>
-        <w:t xml:space="preserve"> &lt;&lt; "\</w:t>
-      </w:r>
-      <w:proofErr w:type="spellStart"/>
-      <w:r>
-        <w:t>nPlease</w:t>
-      </w:r>
-      <w:proofErr w:type="spellEnd"/>
-      <w:r>
-        <w:t xml:space="preserve"> Enter which Burger you would like to have: ";</w:t>
-      </w:r>
-    </w:p>
-    <w:p>
-      <w:r>
-        <w:t xml:space="preserve">                </w:t>
-      </w:r>
-      <w:proofErr w:type="spellStart"/>
-      <w:r>
-        <w:t>cin</w:t>
-      </w:r>
-      <w:proofErr w:type="spellEnd"/>
-      <w:r>
-        <w:t xml:space="preserve"> &gt;&gt; </w:t>
-      </w:r>
-      <w:proofErr w:type="spellStart"/>
-      <w:r>
-        <w:t>subChoice</w:t>
-      </w:r>
-      <w:proofErr w:type="spellEnd"/>
-      <w:r>
-        <w:t>;</w:t>
-      </w:r>
-    </w:p>
-    <w:p>
-      <w:r>
-        <w:t xml:space="preserve">                </w:t>
-      </w:r>
-      <w:proofErr w:type="spellStart"/>
-      <w:r>
-        <w:t>cout</w:t>
-      </w:r>
-      <w:proofErr w:type="spellEnd"/>
-      <w:r>
-        <w:t xml:space="preserve"> &lt;&lt; "Please Enter Quantity: ";</w:t>
-      </w:r>
-    </w:p>
-    <w:p>
-      <w:r>
-        <w:t xml:space="preserve">                </w:t>
-      </w:r>
-      <w:proofErr w:type="spellStart"/>
-      <w:r>
-        <w:t>cin</w:t>
-      </w:r>
-      <w:proofErr w:type="spellEnd"/>
-      <w:r>
-        <w:t xml:space="preserve"> &gt;&gt; quantity;</w:t>
-      </w:r>
-    </w:p>
-    <w:p/>
-    <w:p>
-      <w:r>
-        <w:t xml:space="preserve">                </w:t>
-      </w:r>
-      <w:proofErr w:type="spellStart"/>
-      <w:r>
-        <w:t>cout</w:t>
-      </w:r>
-      <w:proofErr w:type="spellEnd"/>
-      <w:r>
-        <w:t xml:space="preserve"> &lt;&lt; "\n</w:t>
-      </w:r>
-      <w:r>
-        <w:t xml:space="preserve">                               </w:t>
-      </w:r>
-      <w:r>
-        <w:t xml:space="preserve">----------- Your Order -----------" &lt;&lt; </w:t>
-      </w:r>
-      <w:proofErr w:type="spellStart"/>
-      <w:r>
-        <w:t>endl</w:t>
-      </w:r>
-      <w:proofErr w:type="spellEnd"/>
-      <w:r>
-        <w:t>;</w:t>
-      </w:r>
-    </w:p>
-    <w:p>
-      <w:r>
-        <w:t xml:space="preserve">                </w:t>
-      </w:r>
-      <w:proofErr w:type="gramStart"/>
-      <w:r>
-        <w:t>if(</w:t>
-      </w:r>
-      <w:proofErr w:type="spellStart"/>
-      <w:proofErr w:type="gramEnd"/>
-      <w:r>
-        <w:t>subChoice</w:t>
-      </w:r>
-      <w:proofErr w:type="spellEnd"/>
-      <w:r>
-        <w:t xml:space="preserve"> == 1)</w:t>
-      </w:r>
-    </w:p>
-    <w:p>
-      <w:r>
-        <w:t xml:space="preserve">                    </w:t>
-      </w:r>
-      <w:proofErr w:type="spellStart"/>
-      <w:r>
-        <w:t>cout</w:t>
-      </w:r>
-      <w:proofErr w:type="spellEnd"/>
-      <w:r>
-        <w:t xml:space="preserve"> &lt;&lt; quantity &lt;&lt; " Veg. Burger\n\</w:t>
-      </w:r>
-      <w:proofErr w:type="spellStart"/>
-      <w:r>
-        <w:t>nYour</w:t>
-      </w:r>
-      <w:proofErr w:type="spellEnd"/>
-      <w:r>
-        <w:t xml:space="preserve"> Total Bill is " &lt;&lt; quantity * 200 &lt;&lt; </w:t>
-      </w:r>
-      <w:proofErr w:type="spellStart"/>
-      <w:r>
-        <w:t>endl</w:t>
-      </w:r>
-      <w:proofErr w:type="spellEnd"/>
-      <w:r>
-        <w:t>;</w:t>
-      </w:r>
-    </w:p>
-    <w:p>
-      <w:r>
-        <w:t xml:space="preserve">                else </w:t>
-      </w:r>
-      <w:proofErr w:type="gramStart"/>
-      <w:r>
-        <w:t>if(</w:t>
-      </w:r>
-      <w:proofErr w:type="spellStart"/>
-      <w:proofErr w:type="gramEnd"/>
+        <w:t xml:space="preserve">                else if(</w:t>
+      </w:r>
+      <w:proofErr w:type="spellStart"/>
       <w:r>
         <w:t>subChoice</w:t>
       </w:r>
@@ -821,14 +772,9 @@
     </w:p>
     <w:p>
       <w:r>
-        <w:t xml:space="preserve">                else </w:t>
-      </w:r>
-      <w:proofErr w:type="gramStart"/>
-      <w:r>
-        <w:t>if(</w:t>
-      </w:r>
-      <w:proofErr w:type="spellStart"/>
-      <w:proofErr w:type="gramEnd"/>
+        <w:t xml:space="preserve">                else if(</w:t>
+      </w:r>
+      <w:proofErr w:type="spellStart"/>
       <w:r>
         <w:t>subChoice</w:t>
       </w:r>
@@ -955,7 +901,66 @@
       </w:r>
       <w:proofErr w:type="spellEnd"/>
       <w:r>
-        <w:t xml:space="preserve"> &gt;&gt; </w:t>
+        <w:t xml:space="preserve"> &gt;&gt; subChoice;</w:t>
+      </w:r>
+    </w:p>
+    <w:p>
+      <w:r>
+        <w:t xml:space="preserve">                </w:t>
+      </w:r>
+      <w:proofErr w:type="spellStart"/>
+      <w:r>
+        <w:t>cout</w:t>
+      </w:r>
+      <w:proofErr w:type="spellEnd"/>
+      <w:r>
+        <w:t xml:space="preserve"> &lt;&lt; "Please Enter Quantity: ";</w:t>
+      </w:r>
+    </w:p>
+    <w:p>
+      <w:r>
+        <w:t xml:space="preserve">                </w:t>
+      </w:r>
+      <w:proofErr w:type="spellStart"/>
+      <w:r>
+        <w:t>cin</w:t>
+      </w:r>
+      <w:proofErr w:type="spellEnd"/>
+      <w:r>
+        <w:t xml:space="preserve"> &gt;&gt; quantity;</w:t>
+      </w:r>
+    </w:p>
+    <w:p/>
+    <w:p>
+      <w:r>
+        <w:t xml:space="preserve">                </w:t>
+      </w:r>
+      <w:proofErr w:type="spellStart"/>
+      <w:r>
+        <w:t>cout</w:t>
+      </w:r>
+      <w:proofErr w:type="spellEnd"/>
+      <w:r>
+        <w:t xml:space="preserve"> &lt;&lt; "\n</w:t>
+      </w:r>
+      <w:r>
+        <w:t xml:space="preserve">                            </w:t>
+      </w:r>
+      <w:r>
+        <w:t xml:space="preserve">----------- Your Order -----------" &lt;&lt; </w:t>
+      </w:r>
+      <w:proofErr w:type="spellStart"/>
+      <w:r>
+        <w:t>endl</w:t>
+      </w:r>
+      <w:proofErr w:type="spellEnd"/>
+      <w:r>
+        <w:t>;</w:t>
+      </w:r>
+    </w:p>
+    <w:p>
+      <w:r>
+        <w:t xml:space="preserve">                if(</w:t>
       </w:r>
       <w:proofErr w:type="spellStart"/>
       <w:r>
@@ -963,7 +968,157 @@
       </w:r>
       <w:proofErr w:type="spellEnd"/>
       <w:r>
-        <w:t>;</w:t>
+        <w:t xml:space="preserve"> == 1)</w:t>
+      </w:r>
+    </w:p>
+    <w:p>
+      <w:r>
+        <w:t xml:space="preserve">                    </w:t>
+      </w:r>
+      <w:proofErr w:type="spellStart"/>
+      <w:r>
+        <w:t>cout</w:t>
+      </w:r>
+      <w:proofErr w:type="spellEnd"/>
+      <w:r>
+        <w:t xml:space="preserve"> &lt;&lt; quantity &lt;&lt; " Club Sandwich\n\</w:t>
+      </w:r>
+      <w:proofErr w:type="spellStart"/>
+      <w:r>
+        <w:t>nYour</w:t>
+      </w:r>
+      <w:proofErr w:type="spellEnd"/>
+      <w:r>
+        <w:t xml:space="preserve"> Total Bill is " &lt;&lt; quantity * 240 &lt;&lt; </w:t>
+      </w:r>
+      <w:proofErr w:type="spellStart"/>
+      <w:r>
+        <w:t>endl</w:t>
+      </w:r>
+      <w:proofErr w:type="spellEnd"/>
+      <w:r>
+        <w:t>;</w:t>
+      </w:r>
+    </w:p>
+    <w:p>
+      <w:r>
+        <w:t xml:space="preserve">                else if(</w:t>
+      </w:r>
+      <w:proofErr w:type="spellStart"/>
+      <w:r>
+        <w:t>subChoice</w:t>
+      </w:r>
+      <w:proofErr w:type="spellEnd"/>
+      <w:r>
+        <w:t xml:space="preserve"> == 2)</w:t>
+      </w:r>
+    </w:p>
+    <w:p>
+      <w:r>
+        <w:t xml:space="preserve">                    </w:t>
+      </w:r>
+      <w:proofErr w:type="spellStart"/>
+      <w:r>
+        <w:t>cout</w:t>
+      </w:r>
+      <w:proofErr w:type="spellEnd"/>
+      <w:r>
+        <w:t xml:space="preserve"> &lt;&lt; quantity &lt;&lt; " Veg. Crispy Sandwich\n\</w:t>
+      </w:r>
+      <w:proofErr w:type="spellStart"/>
+      <w:r>
+        <w:t>nYour</w:t>
+      </w:r>
+      <w:proofErr w:type="spellEnd"/>
+      <w:r>
+        <w:t xml:space="preserve"> Total Bill is " &lt;&lt; quantity * 160 &lt;&lt; </w:t>
+      </w:r>
+      <w:proofErr w:type="spellStart"/>
+      <w:r>
+        <w:t>endl</w:t>
+      </w:r>
+      <w:proofErr w:type="spellEnd"/>
+      <w:r>
+        <w:t>;</w:t>
+      </w:r>
+    </w:p>
+    <w:p>
+      <w:r>
+        <w:t xml:space="preserve">                else if(</w:t>
+      </w:r>
+      <w:proofErr w:type="spellStart"/>
+      <w:r>
+        <w:t>subChoice</w:t>
+      </w:r>
+      <w:proofErr w:type="spellEnd"/>
+      <w:r>
+        <w:t xml:space="preserve"> == 3)</w:t>
+      </w:r>
+    </w:p>
+    <w:p>
+      <w:r>
+        <w:t xml:space="preserve">                    </w:t>
+      </w:r>
+      <w:proofErr w:type="spellStart"/>
+      <w:r>
+        <w:t>cout</w:t>
+      </w:r>
+      <w:proofErr w:type="spellEnd"/>
+      <w:r>
+        <w:t xml:space="preserve"> &lt;&lt; quantity &lt;&lt; " Extreme Veg Sandwich\n\</w:t>
+      </w:r>
+      <w:proofErr w:type="spellStart"/>
+      <w:r>
+        <w:t>nYour</w:t>
+      </w:r>
+      <w:proofErr w:type="spellEnd"/>
+      <w:r>
+        <w:t xml:space="preserve"> Total Bill is " &lt;&lt; quantity * 100 &lt;&lt; </w:t>
+      </w:r>
+      <w:proofErr w:type="spellStart"/>
+      <w:r>
+        <w:t>endl</w:t>
+      </w:r>
+      <w:proofErr w:type="spellEnd"/>
+      <w:r>
+        <w:t>;</w:t>
+      </w:r>
+    </w:p>
+    <w:p>
+      <w:r>
+        <w:t xml:space="preserve">                else</w:t>
+      </w:r>
+    </w:p>
+    <w:p>
+      <w:r>
+        <w:t xml:space="preserve">                    </w:t>
+      </w:r>
+      <w:proofErr w:type="spellStart"/>
+      <w:r>
+        <w:t>cout</w:t>
+      </w:r>
+      <w:proofErr w:type="spellEnd"/>
+      <w:r>
+        <w:t xml:space="preserve"> &lt;&lt; "Invalid Choice!" &lt;&lt; </w:t>
+      </w:r>
+      <w:proofErr w:type="spellStart"/>
+      <w:r>
+        <w:t>endl</w:t>
+      </w:r>
+      <w:proofErr w:type="spellEnd"/>
+      <w:r>
+        <w:t>;</w:t>
+      </w:r>
+    </w:p>
+    <w:p>
+      <w:r>
+        <w:t xml:space="preserve">                break;</w:t>
+      </w:r>
+    </w:p>
+    <w:p/>
+    <w:p>
+      <w:r>
+        <w:t xml:space="preserve">            case 4:</w:t>
       </w:r>
     </w:p>
     <w:p>
@@ -976,6 +1131,61 @@
       </w:r>
       <w:proofErr w:type="spellEnd"/>
       <w:r>
+        <w:t xml:space="preserve"> &lt;&lt; "\n1. Paneer Roll Rs.120\n2. Veg Roll Rs.100\n3. Chicken Roll Rs.150" &lt;&lt; </w:t>
+      </w:r>
+      <w:proofErr w:type="spellStart"/>
+      <w:r>
+        <w:t>endl</w:t>
+      </w:r>
+      <w:proofErr w:type="spellEnd"/>
+      <w:r>
+        <w:t>;</w:t>
+      </w:r>
+    </w:p>
+    <w:p>
+      <w:r>
+        <w:t xml:space="preserve">                </w:t>
+      </w:r>
+      <w:proofErr w:type="spellStart"/>
+      <w:r>
+        <w:t>cout</w:t>
+      </w:r>
+      <w:proofErr w:type="spellEnd"/>
+      <w:r>
+        <w:t xml:space="preserve"> &lt;&lt; "\</w:t>
+      </w:r>
+      <w:proofErr w:type="spellStart"/>
+      <w:r>
+        <w:t>nPlease</w:t>
+      </w:r>
+      <w:proofErr w:type="spellEnd"/>
+      <w:r>
+        <w:t xml:space="preserve"> Enter which Roll you would like to have: ";</w:t>
+      </w:r>
+    </w:p>
+    <w:p>
+      <w:r>
+        <w:t xml:space="preserve">                </w:t>
+      </w:r>
+      <w:proofErr w:type="spellStart"/>
+      <w:r>
+        <w:t>cin</w:t>
+      </w:r>
+      <w:proofErr w:type="spellEnd"/>
+      <w:r>
+        <w:t xml:space="preserve"> &gt;&gt; subChoice;</w:t>
+      </w:r>
+    </w:p>
+    <w:p>
+      <w:r>
+        <w:t xml:space="preserve">                </w:t>
+      </w:r>
+      <w:proofErr w:type="spellStart"/>
+      <w:r>
+        <w:t>cout</w:t>
+      </w:r>
+      <w:proofErr w:type="spellEnd"/>
+      <w:r>
         <w:t xml:space="preserve"> &lt;&lt; "Please Enter Quantity: ";</w:t>
       </w:r>
     </w:p>
@@ -1022,180 +1232,186 @@
     </w:p>
     <w:p>
       <w:r>
+        <w:t xml:space="preserve">                if(</w:t>
+      </w:r>
+      <w:proofErr w:type="spellStart"/>
+      <w:r>
+        <w:t>subChoice</w:t>
+      </w:r>
+      <w:proofErr w:type="spellEnd"/>
+      <w:r>
+        <w:t xml:space="preserve"> == 1)</w:t>
+      </w:r>
+    </w:p>
+    <w:p>
+      <w:r>
+        <w:t xml:space="preserve">                    </w:t>
+      </w:r>
+      <w:proofErr w:type="spellStart"/>
+      <w:r>
+        <w:t>cout</w:t>
+      </w:r>
+      <w:proofErr w:type="spellEnd"/>
+      <w:r>
+        <w:t xml:space="preserve"> &lt;&lt; quantity &lt;&lt; " Paneer Roll\n\</w:t>
+      </w:r>
+      <w:proofErr w:type="spellStart"/>
+      <w:r>
+        <w:t>nYour</w:t>
+      </w:r>
+      <w:proofErr w:type="spellEnd"/>
+      <w:r>
+        <w:t xml:space="preserve"> Total Bill is " &lt;&lt; quantity * 120 &lt;&lt; </w:t>
+      </w:r>
+      <w:proofErr w:type="spellStart"/>
+      <w:r>
+        <w:t>endl</w:t>
+      </w:r>
+      <w:proofErr w:type="spellEnd"/>
+      <w:r>
+        <w:t>;</w:t>
+      </w:r>
+    </w:p>
+    <w:p>
+      <w:r>
+        <w:t xml:space="preserve">                else if(</w:t>
+      </w:r>
+      <w:proofErr w:type="spellStart"/>
+      <w:r>
+        <w:t>subChoice</w:t>
+      </w:r>
+      <w:proofErr w:type="spellEnd"/>
+      <w:r>
+        <w:t xml:space="preserve"> == 2)</w:t>
+      </w:r>
+    </w:p>
+    <w:p>
+      <w:r>
+        <w:t xml:space="preserve">                    </w:t>
+      </w:r>
+      <w:proofErr w:type="spellStart"/>
+      <w:r>
+        <w:t>cout</w:t>
+      </w:r>
+      <w:proofErr w:type="spellEnd"/>
+      <w:r>
+        <w:t xml:space="preserve"> &lt;&lt; quantity &lt;&lt; " Veg Roll\n\</w:t>
+      </w:r>
+      <w:proofErr w:type="spellStart"/>
+      <w:r>
+        <w:t>nYour</w:t>
+      </w:r>
+      <w:proofErr w:type="spellEnd"/>
+      <w:r>
+        <w:t xml:space="preserve"> Total Bill is " &lt;&lt; quantity * 100 &lt;&lt; </w:t>
+      </w:r>
+      <w:proofErr w:type="spellStart"/>
+      <w:r>
+        <w:t>endl</w:t>
+      </w:r>
+      <w:proofErr w:type="spellEnd"/>
+      <w:r>
+        <w:t>;</w:t>
+      </w:r>
+    </w:p>
+    <w:p>
+      <w:r>
+        <w:t xml:space="preserve">                else if(</w:t>
+      </w:r>
+      <w:proofErr w:type="spellStart"/>
+      <w:r>
+        <w:t>subChoice</w:t>
+      </w:r>
+      <w:proofErr w:type="spellEnd"/>
+      <w:r>
+        <w:t xml:space="preserve"> == 3)</w:t>
+      </w:r>
+    </w:p>
+    <w:p>
+      <w:r>
+        <w:t xml:space="preserve">                    </w:t>
+      </w:r>
+      <w:proofErr w:type="spellStart"/>
+      <w:r>
+        <w:t>cout</w:t>
+      </w:r>
+      <w:proofErr w:type="spellEnd"/>
+      <w:r>
+        <w:t xml:space="preserve"> &lt;&lt; quantity &lt;&lt; " Chicken Roll\n\</w:t>
+      </w:r>
+      <w:proofErr w:type="spellStart"/>
+      <w:r>
+        <w:t>nYour</w:t>
+      </w:r>
+      <w:proofErr w:type="spellEnd"/>
+      <w:r>
+        <w:t xml:space="preserve"> Total Bill is " &lt;&lt; quantity * 150 &lt;&lt; </w:t>
+      </w:r>
+      <w:proofErr w:type="spellStart"/>
+      <w:r>
+        <w:t>endl</w:t>
+      </w:r>
+      <w:proofErr w:type="spellEnd"/>
+      <w:r>
+        <w:t>;</w:t>
+      </w:r>
+    </w:p>
+    <w:p>
+      <w:r>
+        <w:t xml:space="preserve">                else</w:t>
+      </w:r>
+    </w:p>
+    <w:p>
+      <w:r>
+        <w:t xml:space="preserve">                    </w:t>
+      </w:r>
+      <w:proofErr w:type="spellStart"/>
+      <w:r>
+        <w:t>cout</w:t>
+      </w:r>
+      <w:proofErr w:type="spellEnd"/>
+      <w:r>
+        <w:t xml:space="preserve"> &lt;&lt; "Invalid Choice!" &lt;&lt; </w:t>
+      </w:r>
+      <w:proofErr w:type="spellStart"/>
+      <w:r>
+        <w:t>endl</w:t>
+      </w:r>
+      <w:proofErr w:type="spellEnd"/>
+      <w:r>
+        <w:t>;</w:t>
+      </w:r>
+    </w:p>
+    <w:p>
+      <w:r>
+        <w:t xml:space="preserve">                break;</w:t>
+      </w:r>
+    </w:p>
+    <w:p/>
+    <w:p>
+      <w:r>
+        <w:t xml:space="preserve">            case 5:</w:t>
+      </w:r>
+    </w:p>
+    <w:p>
+      <w:r>
         <w:t xml:space="preserve">                </w:t>
       </w:r>
-      <w:proofErr w:type="gramStart"/>
-      <w:r>
-        <w:t>if(</w:t>
-      </w:r>
-      <w:proofErr w:type="spellStart"/>
-      <w:proofErr w:type="gramEnd"/>
-      <w:r>
-        <w:t>subChoice</w:t>
-      </w:r>
-      <w:proofErr w:type="spellEnd"/>
-      <w:r>
-        <w:t xml:space="preserve"> == 1)</w:t>
-      </w:r>
-    </w:p>
-    <w:p>
-      <w:r>
-        <w:t xml:space="preserve">                    </w:t>
-      </w:r>
-      <w:proofErr w:type="spellStart"/>
-      <w:r>
-        <w:t>cout</w:t>
-      </w:r>
-      <w:proofErr w:type="spellEnd"/>
-      <w:r>
-        <w:t xml:space="preserve"> &lt;&lt; quantity &lt;&lt; " Club Sandwich\n\</w:t>
-      </w:r>
-      <w:proofErr w:type="spellStart"/>
-      <w:r>
-        <w:t>nYour</w:t>
-      </w:r>
-      <w:proofErr w:type="spellEnd"/>
-      <w:r>
-        <w:t xml:space="preserve"> Total Bill is " &lt;&lt; quantity * 240 &lt;&lt; </w:t>
-      </w:r>
-      <w:proofErr w:type="spellStart"/>
-      <w:r>
-        <w:t>endl</w:t>
-      </w:r>
-      <w:proofErr w:type="spellEnd"/>
-      <w:r>
-        <w:t>;</w:t>
-      </w:r>
-    </w:p>
-    <w:p>
-      <w:r>
-        <w:t xml:space="preserve">                else </w:t>
-      </w:r>
-      <w:proofErr w:type="gramStart"/>
-      <w:r>
-        <w:t>if(</w:t>
-      </w:r>
-      <w:proofErr w:type="spellStart"/>
-      <w:proofErr w:type="gramEnd"/>
-      <w:r>
-        <w:t>subChoice</w:t>
-      </w:r>
-      <w:proofErr w:type="spellEnd"/>
-      <w:r>
-        <w:t xml:space="preserve"> == 2)</w:t>
-      </w:r>
-    </w:p>
-    <w:p>
-      <w:r>
-        <w:t xml:space="preserve">                    </w:t>
-      </w:r>
-      <w:proofErr w:type="spellStart"/>
-      <w:r>
-        <w:t>cout</w:t>
-      </w:r>
-      <w:proofErr w:type="spellEnd"/>
-      <w:r>
-        <w:t xml:space="preserve"> &lt;&lt; quantity &lt;&lt; " Veg. Crispy Sandwich\n\</w:t>
-      </w:r>
-      <w:proofErr w:type="spellStart"/>
-      <w:r>
-        <w:t>nYour</w:t>
-      </w:r>
-      <w:proofErr w:type="spellEnd"/>
-      <w:r>
-        <w:t xml:space="preserve"> Total Bill is " &lt;&lt; quantity * 160 &lt;&lt; </w:t>
-      </w:r>
-      <w:proofErr w:type="spellStart"/>
-      <w:r>
-        <w:t>endl</w:t>
-      </w:r>
-      <w:proofErr w:type="spellEnd"/>
-      <w:r>
-        <w:t>;</w:t>
-      </w:r>
-    </w:p>
-    <w:p>
-      <w:r>
-        <w:t xml:space="preserve">                else </w:t>
-      </w:r>
-      <w:proofErr w:type="gramStart"/>
-      <w:r>
-        <w:t>if(</w:t>
-      </w:r>
-      <w:proofErr w:type="spellStart"/>
-      <w:proofErr w:type="gramEnd"/>
-      <w:r>
-        <w:t>subChoice</w:t>
-      </w:r>
-      <w:proofErr w:type="spellEnd"/>
-      <w:r>
-        <w:t xml:space="preserve"> == 3)</w:t>
-      </w:r>
-    </w:p>
-    <w:p>
-      <w:r>
-        <w:t xml:space="preserve">                    </w:t>
-      </w:r>
-      <w:proofErr w:type="spellStart"/>
-      <w:r>
-        <w:t>cout</w:t>
-      </w:r>
-      <w:proofErr w:type="spellEnd"/>
-      <w:r>
-        <w:t xml:space="preserve"> &lt;&lt; quantity &lt;&lt; " Extreme Veg Sandwich\n\</w:t>
-      </w:r>
-      <w:proofErr w:type="spellStart"/>
-      <w:r>
-        <w:t>nYour</w:t>
-      </w:r>
-      <w:proofErr w:type="spellEnd"/>
-      <w:r>
-        <w:t xml:space="preserve"> Total Bill is " &lt;&lt; quantity * 100 &lt;&lt; </w:t>
-      </w:r>
-      <w:proofErr w:type="spellStart"/>
-      <w:r>
-        <w:t>endl</w:t>
-      </w:r>
-      <w:proofErr w:type="spellEnd"/>
-      <w:r>
-        <w:t>;</w:t>
-      </w:r>
-    </w:p>
-    <w:p>
-      <w:r>
-        <w:t xml:space="preserve">                else</w:t>
-      </w:r>
-    </w:p>
-    <w:p>
-      <w:r>
-        <w:t xml:space="preserve">                    </w:t>
-      </w:r>
-      <w:proofErr w:type="spellStart"/>
-      <w:r>
-        <w:t>cout</w:t>
-      </w:r>
-      <w:proofErr w:type="spellEnd"/>
-      <w:r>
-        <w:t xml:space="preserve"> &lt;&lt; "Invalid Choice!" &lt;&lt; </w:t>
-      </w:r>
-      <w:proofErr w:type="spellStart"/>
-      <w:r>
-        <w:t>endl</w:t>
-      </w:r>
-      <w:proofErr w:type="spellEnd"/>
-      <w:r>
-        <w:t>;</w:t>
-      </w:r>
-    </w:p>
-    <w:p>
-      <w:r>
-        <w:t xml:space="preserve">                break;</w:t>
-      </w:r>
-    </w:p>
-    <w:p/>
-    <w:p>
-      <w:r>
-        <w:t xml:space="preserve">            case 4:</w:t>
+      <w:proofErr w:type="spellStart"/>
+      <w:r>
+        <w:t>cout</w:t>
+      </w:r>
+      <w:proofErr w:type="spellEnd"/>
+      <w:r>
+        <w:t xml:space="preserve"> &lt;&lt; "\n1. Veg Biryani Rs.180\n2. Chicken Biryani Rs.220\n3. Mutton Biryani Rs.300" &lt;&lt; </w:t>
+      </w:r>
+      <w:proofErr w:type="spellStart"/>
+      <w:r>
+        <w:t>endl</w:t>
+      </w:r>
+      <w:proofErr w:type="spellEnd"/>
+      <w:r>
+        <w:t>;</w:t>
       </w:r>
     </w:p>
     <w:p>
@@ -1208,15 +1424,15 @@
       </w:r>
       <w:proofErr w:type="spellEnd"/>
       <w:r>
-        <w:t xml:space="preserve"> &lt;&lt; "\n1. Paneer Roll Rs.120\n2. Veg Roll Rs.100\n3. Chicken Roll Rs.150" &lt;&lt; </w:t>
-      </w:r>
-      <w:proofErr w:type="spellStart"/>
-      <w:r>
-        <w:t>endl</w:t>
-      </w:r>
-      <w:proofErr w:type="spellEnd"/>
-      <w:r>
-        <w:t>;</w:t>
+        <w:t xml:space="preserve"> &lt;&lt; "\</w:t>
+      </w:r>
+      <w:proofErr w:type="spellStart"/>
+      <w:r>
+        <w:t>nPlease</w:t>
+      </w:r>
+      <w:proofErr w:type="spellEnd"/>
+      <w:r>
+        <w:t xml:space="preserve"> Enter which Biryani you would like to have: ";</w:t>
       </w:r>
     </w:p>
     <w:p>
@@ -1225,335 +1441,11 @@
       </w:r>
       <w:proofErr w:type="spellStart"/>
       <w:r>
-        <w:t>cout</w:t>
-      </w:r>
-      <w:proofErr w:type="spellEnd"/>
-      <w:r>
-        <w:t xml:space="preserve"> &lt;&lt; "\</w:t>
-      </w:r>
-      <w:proofErr w:type="spellStart"/>
-      <w:r>
-        <w:t>nPlease</w:t>
-      </w:r>
-      <w:proofErr w:type="spellEnd"/>
-      <w:r>
-        <w:t xml:space="preserve"> Enter which Roll you would like to have: ";</w:t>
-      </w:r>
-    </w:p>
-    <w:p>
-      <w:r>
-        <w:t xml:space="preserve">                </w:t>
-      </w:r>
-      <w:proofErr w:type="spellStart"/>
-      <w:r>
         <w:t>cin</w:t>
       </w:r>
       <w:proofErr w:type="spellEnd"/>
       <w:r>
-        <w:t xml:space="preserve"> &gt;&gt; </w:t>
-      </w:r>
-      <w:proofErr w:type="spellStart"/>
-      <w:r>
-        <w:t>subChoice</w:t>
-      </w:r>
-      <w:proofErr w:type="spellEnd"/>
-      <w:r>
-        <w:t>;</w:t>
-      </w:r>
-    </w:p>
-    <w:p>
-      <w:r>
-        <w:t xml:space="preserve">                </w:t>
-      </w:r>
-      <w:proofErr w:type="spellStart"/>
-      <w:r>
-        <w:t>cout</w:t>
-      </w:r>
-      <w:proofErr w:type="spellEnd"/>
-      <w:r>
-        <w:t xml:space="preserve"> &lt;&lt; "Please Enter Quantity: ";</w:t>
-      </w:r>
-    </w:p>
-    <w:p>
-      <w:r>
-        <w:t xml:space="preserve">                </w:t>
-      </w:r>
-      <w:proofErr w:type="spellStart"/>
-      <w:r>
-        <w:t>cin</w:t>
-      </w:r>
-      <w:proofErr w:type="spellEnd"/>
-      <w:r>
-        <w:t xml:space="preserve"> &gt;&gt; quantity;</w:t>
-      </w:r>
-    </w:p>
-    <w:p/>
-    <w:p>
-      <w:r>
-        <w:t xml:space="preserve">                </w:t>
-      </w:r>
-      <w:proofErr w:type="spellStart"/>
-      <w:r>
-        <w:t>cout</w:t>
-      </w:r>
-      <w:proofErr w:type="spellEnd"/>
-      <w:r>
-        <w:t xml:space="preserve"> &lt;&lt; "\n</w:t>
-      </w:r>
-      <w:r>
-        <w:t xml:space="preserve">                            </w:t>
-      </w:r>
-      <w:r>
-        <w:t xml:space="preserve">----------- Your Order -----------" &lt;&lt; </w:t>
-      </w:r>
-      <w:proofErr w:type="spellStart"/>
-      <w:r>
-        <w:t>endl</w:t>
-      </w:r>
-      <w:proofErr w:type="spellEnd"/>
-      <w:r>
-        <w:t>;</w:t>
-      </w:r>
-    </w:p>
-    <w:p>
-      <w:r>
-        <w:t xml:space="preserve">                </w:t>
-      </w:r>
-      <w:proofErr w:type="gramStart"/>
-      <w:r>
-        <w:t>if(</w:t>
-      </w:r>
-      <w:proofErr w:type="spellStart"/>
-      <w:proofErr w:type="gramEnd"/>
-      <w:r>
-        <w:t>subChoice</w:t>
-      </w:r>
-      <w:proofErr w:type="spellEnd"/>
-      <w:r>
-        <w:t xml:space="preserve"> == 1)</w:t>
-      </w:r>
-    </w:p>
-    <w:p>
-      <w:r>
-        <w:t xml:space="preserve">                    </w:t>
-      </w:r>
-      <w:proofErr w:type="spellStart"/>
-      <w:r>
-        <w:t>cout</w:t>
-      </w:r>
-      <w:proofErr w:type="spellEnd"/>
-      <w:r>
-        <w:t xml:space="preserve"> &lt;&lt; quantity &lt;&lt; " Paneer Roll\n\</w:t>
-      </w:r>
-      <w:proofErr w:type="spellStart"/>
-      <w:r>
-        <w:t>nYour</w:t>
-      </w:r>
-      <w:proofErr w:type="spellEnd"/>
-      <w:r>
-        <w:t xml:space="preserve"> Total Bill is " &lt;&lt; quantity * 120 &lt;&lt; </w:t>
-      </w:r>
-      <w:proofErr w:type="spellStart"/>
-      <w:r>
-        <w:t>endl</w:t>
-      </w:r>
-      <w:proofErr w:type="spellEnd"/>
-      <w:r>
-        <w:t>;</w:t>
-      </w:r>
-    </w:p>
-    <w:p>
-      <w:r>
-        <w:t xml:space="preserve">                else </w:t>
-      </w:r>
-      <w:proofErr w:type="gramStart"/>
-      <w:r>
-        <w:t>if(</w:t>
-      </w:r>
-      <w:proofErr w:type="spellStart"/>
-      <w:proofErr w:type="gramEnd"/>
-      <w:r>
-        <w:t>subChoice</w:t>
-      </w:r>
-      <w:proofErr w:type="spellEnd"/>
-      <w:r>
-        <w:t xml:space="preserve"> == 2)</w:t>
-      </w:r>
-    </w:p>
-    <w:p>
-      <w:r>
-        <w:t xml:space="preserve">                    </w:t>
-      </w:r>
-      <w:proofErr w:type="spellStart"/>
-      <w:r>
-        <w:t>cout</w:t>
-      </w:r>
-      <w:proofErr w:type="spellEnd"/>
-      <w:r>
-        <w:t xml:space="preserve"> &lt;&lt; quantity &lt;&lt; " Veg Roll\n\</w:t>
-      </w:r>
-      <w:proofErr w:type="spellStart"/>
-      <w:r>
-        <w:t>nYour</w:t>
-      </w:r>
-      <w:proofErr w:type="spellEnd"/>
-      <w:r>
-        <w:t xml:space="preserve"> Total Bill is " &lt;&lt; quantity * 100 &lt;&lt; </w:t>
-      </w:r>
-      <w:proofErr w:type="spellStart"/>
-      <w:r>
-        <w:t>endl</w:t>
-      </w:r>
-      <w:proofErr w:type="spellEnd"/>
-      <w:r>
-        <w:t>;</w:t>
-      </w:r>
-    </w:p>
-    <w:p>
-      <w:r>
-        <w:t xml:space="preserve">                else </w:t>
-      </w:r>
-      <w:proofErr w:type="gramStart"/>
-      <w:r>
-        <w:t>if(</w:t>
-      </w:r>
-      <w:proofErr w:type="spellStart"/>
-      <w:proofErr w:type="gramEnd"/>
-      <w:r>
-        <w:t>subChoice</w:t>
-      </w:r>
-      <w:proofErr w:type="spellEnd"/>
-      <w:r>
-        <w:t xml:space="preserve"> == 3)</w:t>
-      </w:r>
-    </w:p>
-    <w:p>
-      <w:r>
-        <w:t xml:space="preserve">                    </w:t>
-      </w:r>
-      <w:proofErr w:type="spellStart"/>
-      <w:r>
-        <w:t>cout</w:t>
-      </w:r>
-      <w:proofErr w:type="spellEnd"/>
-      <w:r>
-        <w:t xml:space="preserve"> &lt;&lt; quantity &lt;&lt; " Chicken Roll\n\</w:t>
-      </w:r>
-      <w:proofErr w:type="spellStart"/>
-      <w:r>
-        <w:t>nYour</w:t>
-      </w:r>
-      <w:proofErr w:type="spellEnd"/>
-      <w:r>
-        <w:t xml:space="preserve"> Total Bill is " &lt;&lt; quantity * 150 &lt;&lt; </w:t>
-      </w:r>
-      <w:proofErr w:type="spellStart"/>
-      <w:r>
-        <w:t>endl</w:t>
-      </w:r>
-      <w:proofErr w:type="spellEnd"/>
-      <w:r>
-        <w:t>;</w:t>
-      </w:r>
-    </w:p>
-    <w:p>
-      <w:r>
-        <w:t xml:space="preserve">                else</w:t>
-      </w:r>
-    </w:p>
-    <w:p>
-      <w:r>
-        <w:t xml:space="preserve">                    </w:t>
-      </w:r>
-      <w:proofErr w:type="spellStart"/>
-      <w:r>
-        <w:t>cout</w:t>
-      </w:r>
-      <w:proofErr w:type="spellEnd"/>
-      <w:r>
-        <w:t xml:space="preserve"> &lt;&lt; "Invalid Choice!" &lt;&lt; </w:t>
-      </w:r>
-      <w:proofErr w:type="spellStart"/>
-      <w:r>
-        <w:t>endl</w:t>
-      </w:r>
-      <w:proofErr w:type="spellEnd"/>
-      <w:r>
-        <w:t>;</w:t>
-      </w:r>
-    </w:p>
-    <w:p>
-      <w:r>
-        <w:t xml:space="preserve">                break;</w:t>
-      </w:r>
-    </w:p>
-    <w:p/>
-    <w:p>
-      <w:r>
-        <w:t xml:space="preserve">            case 5:</w:t>
-      </w:r>
-    </w:p>
-    <w:p>
-      <w:r>
-        <w:t xml:space="preserve">                </w:t>
-      </w:r>
-      <w:proofErr w:type="spellStart"/>
-      <w:r>
-        <w:t>cout</w:t>
-      </w:r>
-      <w:proofErr w:type="spellEnd"/>
-      <w:r>
-        <w:t xml:space="preserve"> &lt;&lt; "\n1. Veg Biryani Rs.180\n2. Chicken Biryani Rs.220\n3. Mutton Biryani Rs.300" &lt;&lt; </w:t>
-      </w:r>
-      <w:proofErr w:type="spellStart"/>
-      <w:r>
-        <w:t>endl</w:t>
-      </w:r>
-      <w:proofErr w:type="spellEnd"/>
-      <w:r>
-        <w:t>;</w:t>
-      </w:r>
-    </w:p>
-    <w:p>
-      <w:r>
-        <w:t xml:space="preserve">                </w:t>
-      </w:r>
-      <w:proofErr w:type="spellStart"/>
-      <w:r>
-        <w:t>cout</w:t>
-      </w:r>
-      <w:proofErr w:type="spellEnd"/>
-      <w:r>
-        <w:t xml:space="preserve"> &lt;&lt; "\</w:t>
-      </w:r>
-      <w:proofErr w:type="spellStart"/>
-      <w:r>
-        <w:t>nPlease</w:t>
-      </w:r>
-      <w:proofErr w:type="spellEnd"/>
-      <w:r>
-        <w:t xml:space="preserve"> Enter which Biryani you would like to have: ";</w:t>
-      </w:r>
-    </w:p>
-    <w:p>
-      <w:r>
-        <w:t xml:space="preserve">                </w:t>
-      </w:r>
-      <w:proofErr w:type="spellStart"/>
-      <w:r>
-        <w:t>cin</w:t>
-      </w:r>
-      <w:proofErr w:type="spellEnd"/>
-      <w:r>
-        <w:t xml:space="preserve"> &gt;&gt; </w:t>
-      </w:r>
-      <w:proofErr w:type="spellStart"/>
-      <w:r>
-        <w:t>subChoice</w:t>
-      </w:r>
-      <w:proofErr w:type="spellEnd"/>
-      <w:r>
-        <w:t>;</w:t>
+        <w:t xml:space="preserve"> &gt;&gt; subChoice;</w:t>
       </w:r>
     </w:p>
     <w:p>
@@ -1613,33 +1505,205 @@
     </w:p>
     <w:p>
       <w:r>
+        <w:t xml:space="preserve">                if(</w:t>
+      </w:r>
+      <w:proofErr w:type="spellStart"/>
+      <w:r>
+        <w:t>subChoice</w:t>
+      </w:r>
+      <w:proofErr w:type="spellEnd"/>
+      <w:r>
+        <w:t xml:space="preserve"> == 1)</w:t>
+      </w:r>
+    </w:p>
+    <w:p>
+      <w:r>
+        <w:t xml:space="preserve">                    </w:t>
+      </w:r>
+      <w:proofErr w:type="spellStart"/>
+      <w:r>
+        <w:t>cout</w:t>
+      </w:r>
+      <w:proofErr w:type="spellEnd"/>
+      <w:r>
+        <w:t xml:space="preserve"> &lt;&lt; quantity &lt;&lt; " Veg Biryani\n\</w:t>
+      </w:r>
+      <w:proofErr w:type="spellStart"/>
+      <w:r>
+        <w:t>nYour</w:t>
+      </w:r>
+      <w:proofErr w:type="spellEnd"/>
+      <w:r>
+        <w:t xml:space="preserve"> Total Bill is " &lt;&lt; quantity * 180 &lt;&lt; </w:t>
+      </w:r>
+      <w:proofErr w:type="spellStart"/>
+      <w:r>
+        <w:t>endl</w:t>
+      </w:r>
+      <w:proofErr w:type="spellEnd"/>
+      <w:r>
+        <w:t>;</w:t>
+      </w:r>
+    </w:p>
+    <w:p>
+      <w:r>
+        <w:t xml:space="preserve">                else if(</w:t>
+      </w:r>
+      <w:proofErr w:type="spellStart"/>
+      <w:r>
+        <w:t>subChoice</w:t>
+      </w:r>
+      <w:proofErr w:type="spellEnd"/>
+      <w:r>
+        <w:t xml:space="preserve"> == 2)</w:t>
+      </w:r>
+    </w:p>
+    <w:p>
+      <w:r>
+        <w:t xml:space="preserve">                    </w:t>
+      </w:r>
+      <w:proofErr w:type="spellStart"/>
+      <w:r>
+        <w:t>cout</w:t>
+      </w:r>
+      <w:proofErr w:type="spellEnd"/>
+      <w:r>
+        <w:t xml:space="preserve"> &lt;&lt; quantity &lt;&lt; " Chicken Biryani\n\</w:t>
+      </w:r>
+      <w:proofErr w:type="spellStart"/>
+      <w:r>
+        <w:t>nYour</w:t>
+      </w:r>
+      <w:proofErr w:type="spellEnd"/>
+      <w:r>
+        <w:t xml:space="preserve"> Total Bill is " &lt;&lt; quantity * 220 &lt;&lt; </w:t>
+      </w:r>
+      <w:proofErr w:type="spellStart"/>
+      <w:r>
+        <w:t>endl</w:t>
+      </w:r>
+      <w:proofErr w:type="spellEnd"/>
+      <w:r>
+        <w:t>;</w:t>
+      </w:r>
+    </w:p>
+    <w:p>
+      <w:r>
+        <w:t xml:space="preserve">                else if(</w:t>
+      </w:r>
+      <w:proofErr w:type="spellStart"/>
+      <w:r>
+        <w:t>subChoice</w:t>
+      </w:r>
+      <w:proofErr w:type="spellEnd"/>
+      <w:r>
+        <w:t xml:space="preserve"> == 3)</w:t>
+      </w:r>
+    </w:p>
+    <w:p>
+      <w:r>
+        <w:t xml:space="preserve">                    </w:t>
+      </w:r>
+      <w:proofErr w:type="spellStart"/>
+      <w:r>
+        <w:t>cout</w:t>
+      </w:r>
+      <w:proofErr w:type="spellEnd"/>
+      <w:r>
+        <w:t xml:space="preserve"> &lt;&lt; quantity &lt;&lt; " Mutton Biryani\n\</w:t>
+      </w:r>
+      <w:proofErr w:type="spellStart"/>
+      <w:r>
+        <w:t>nYour</w:t>
+      </w:r>
+      <w:proofErr w:type="spellEnd"/>
+      <w:r>
+        <w:t xml:space="preserve"> Total Bill is " &lt;&lt; quantity * 300 &lt;&lt; </w:t>
+      </w:r>
+      <w:proofErr w:type="spellStart"/>
+      <w:r>
+        <w:t>endl</w:t>
+      </w:r>
+      <w:proofErr w:type="spellEnd"/>
+      <w:r>
+        <w:t>;</w:t>
+      </w:r>
+    </w:p>
+    <w:p>
+      <w:r>
+        <w:t xml:space="preserve">                else</w:t>
+      </w:r>
+    </w:p>
+    <w:p>
+      <w:r>
+        <w:t xml:space="preserve">                    </w:t>
+      </w:r>
+      <w:proofErr w:type="spellStart"/>
+      <w:r>
+        <w:t>cout</w:t>
+      </w:r>
+      <w:proofErr w:type="spellEnd"/>
+      <w:r>
+        <w:t xml:space="preserve"> &lt;&lt; "Invalid Choice!" &lt;&lt; </w:t>
+      </w:r>
+      <w:proofErr w:type="spellStart"/>
+      <w:r>
+        <w:t>endl</w:t>
+      </w:r>
+      <w:proofErr w:type="spellEnd"/>
+      <w:r>
+        <w:t>;</w:t>
+      </w:r>
+    </w:p>
+    <w:p>
+      <w:r>
+        <w:t xml:space="preserve">                break;</w:t>
+      </w:r>
+    </w:p>
+    <w:p/>
+    <w:p>
+      <w:r>
+        <w:t xml:space="preserve">            default:</w:t>
+      </w:r>
+    </w:p>
+    <w:p>
+      <w:r>
         <w:t xml:space="preserve">                </w:t>
       </w:r>
-      <w:proofErr w:type="gramStart"/>
-      <w:r>
-        <w:t>if(</w:t>
-      </w:r>
-      <w:proofErr w:type="spellStart"/>
-      <w:proofErr w:type="gramEnd"/>
-      <w:r>
-        <w:t>subChoice</w:t>
-      </w:r>
-      <w:proofErr w:type="spellEnd"/>
-      <w:r>
-        <w:t xml:space="preserve"> == 1)</w:t>
-      </w:r>
-    </w:p>
-    <w:p>
-      <w:r>
-        <w:t xml:space="preserve">                    </w:t>
-      </w:r>
-      <w:proofErr w:type="spellStart"/>
-      <w:r>
-        <w:t>cout</w:t>
-      </w:r>
-      <w:proofErr w:type="spellEnd"/>
-      <w:r>
-        <w:t xml:space="preserve"> &lt;&lt; quantity &lt;&lt; " Veg Biryani\n\</w:t>
+      <w:proofErr w:type="spellStart"/>
+      <w:r>
+        <w:t>cout</w:t>
+      </w:r>
+      <w:proofErr w:type="spellEnd"/>
+      <w:r>
+        <w:t xml:space="preserve"> &lt;&lt; "Invalid Main Choice!" &lt;&lt; </w:t>
+      </w:r>
+      <w:proofErr w:type="spellStart"/>
+      <w:r>
+        <w:t>endl</w:t>
+      </w:r>
+      <w:proofErr w:type="spellEnd"/>
+      <w:r>
+        <w:t>;</w:t>
+      </w:r>
+    </w:p>
+    <w:p>
+      <w:r>
+        <w:t xml:space="preserve">        }</w:t>
+      </w:r>
+    </w:p>
+    <w:p/>
+    <w:p>
+      <w:r>
+        <w:t xml:space="preserve">        </w:t>
+      </w:r>
+      <w:proofErr w:type="spellStart"/>
+      <w:r>
+        <w:t>cout</w:t>
+      </w:r>
+      <w:proofErr w:type="spellEnd"/>
+      <w:r>
+        <w:t xml:space="preserve"> &lt;&lt; "\</w:t>
       </w:r>
       <w:proofErr w:type="spellStart"/>
       <w:r>
@@ -1647,178 +1711,106 @@
       </w:r>
       <w:proofErr w:type="spellEnd"/>
       <w:r>
-        <w:t xml:space="preserve"> Total Bill is " &lt;&lt; quantity * 180 &lt;&lt; </w:t>
-      </w:r>
-      <w:proofErr w:type="spellStart"/>
-      <w:r>
-        <w:t>endl</w:t>
-      </w:r>
-      <w:proofErr w:type="spellEnd"/>
-      <w:r>
-        <w:t>;</w:t>
-      </w:r>
-    </w:p>
-    <w:p>
-      <w:r>
-        <w:t xml:space="preserve">                else </w:t>
-      </w:r>
-      <w:proofErr w:type="gramStart"/>
-      <w:r>
-        <w:t>if(</w:t>
-      </w:r>
-      <w:proofErr w:type="spellStart"/>
-      <w:proofErr w:type="gramEnd"/>
-      <w:r>
-        <w:t>subChoice</w:t>
-      </w:r>
-      <w:proofErr w:type="spellEnd"/>
-      <w:r>
-        <w:t xml:space="preserve"> == 2)</w:t>
-      </w:r>
-    </w:p>
-    <w:p>
-      <w:r>
-        <w:t xml:space="preserve">                    </w:t>
-      </w:r>
-      <w:proofErr w:type="spellStart"/>
-      <w:r>
-        <w:t>cout</w:t>
-      </w:r>
-      <w:proofErr w:type="spellEnd"/>
-      <w:r>
-        <w:t xml:space="preserve"> &lt;&lt; quantity &lt;&lt; " Chicken Biryani\n\</w:t>
-      </w:r>
-      <w:proofErr w:type="spellStart"/>
-      <w:r>
-        <w:t>nYour</w:t>
-      </w:r>
-      <w:proofErr w:type="spellEnd"/>
-      <w:r>
-        <w:t xml:space="preserve"> Total Bill is " &lt;&lt; quantity * 220 &lt;&lt; </w:t>
-      </w:r>
-      <w:proofErr w:type="spellStart"/>
-      <w:r>
-        <w:t>endl</w:t>
-      </w:r>
-      <w:proofErr w:type="spellEnd"/>
-      <w:r>
-        <w:t>;</w:t>
-      </w:r>
-    </w:p>
-    <w:p>
-      <w:r>
-        <w:t xml:space="preserve">                else </w:t>
-      </w:r>
-      <w:proofErr w:type="gramStart"/>
-      <w:r>
-        <w:t>if(</w:t>
-      </w:r>
-      <w:proofErr w:type="spellStart"/>
-      <w:proofErr w:type="gramEnd"/>
-      <w:r>
-        <w:t>subChoice</w:t>
-      </w:r>
-      <w:proofErr w:type="spellEnd"/>
-      <w:r>
-        <w:t xml:space="preserve"> == 3)</w:t>
-      </w:r>
-    </w:p>
-    <w:p>
-      <w:r>
-        <w:t xml:space="preserve">                    </w:t>
-      </w:r>
-      <w:proofErr w:type="spellStart"/>
-      <w:r>
-        <w:t>cout</w:t>
-      </w:r>
-      <w:proofErr w:type="spellEnd"/>
-      <w:r>
-        <w:t xml:space="preserve"> &lt;&lt; quantity &lt;&lt; " Mutton Biryani\n\</w:t>
-      </w:r>
-      <w:proofErr w:type="spellStart"/>
-      <w:r>
-        <w:t>nYour</w:t>
-      </w:r>
-      <w:proofErr w:type="spellEnd"/>
-      <w:r>
-        <w:t xml:space="preserve"> Total Bill is " &lt;&lt; quantity * 300 &lt;&lt; </w:t>
-      </w:r>
-      <w:proofErr w:type="spellStart"/>
-      <w:r>
-        <w:t>endl</w:t>
-      </w:r>
-      <w:proofErr w:type="spellEnd"/>
-      <w:r>
-        <w:t>;</w:t>
-      </w:r>
-    </w:p>
-    <w:p>
-      <w:r>
-        <w:t xml:space="preserve">                else</w:t>
-      </w:r>
-    </w:p>
-    <w:p>
-      <w:r>
-        <w:t xml:space="preserve">                    </w:t>
-      </w:r>
-      <w:proofErr w:type="spellStart"/>
-      <w:r>
-        <w:t>cout</w:t>
-      </w:r>
-      <w:proofErr w:type="spellEnd"/>
-      <w:r>
-        <w:t xml:space="preserve"> &lt;&lt; "Invalid Choice!" &lt;&lt; </w:t>
-      </w:r>
-      <w:proofErr w:type="spellStart"/>
-      <w:r>
-        <w:t>endl</w:t>
-      </w:r>
-      <w:proofErr w:type="spellEnd"/>
-      <w:r>
-        <w:t>;</w:t>
-      </w:r>
-    </w:p>
-    <w:p>
-      <w:r>
-        <w:t xml:space="preserve">                break;</w:t>
+        <w:t xml:space="preserve"> order will be delivered in 40 minutes." &lt;&lt; </w:t>
+      </w:r>
+      <w:proofErr w:type="spellStart"/>
+      <w:r>
+        <w:t>endl</w:t>
+      </w:r>
+      <w:proofErr w:type="spellEnd"/>
+      <w:r>
+        <w:t>;</w:t>
+      </w:r>
+    </w:p>
+    <w:p>
+      <w:r>
+        <w:t xml:space="preserve">        </w:t>
+      </w:r>
+      <w:proofErr w:type="spellStart"/>
+      <w:r>
+        <w:t>cout</w:t>
+      </w:r>
+      <w:proofErr w:type="spellEnd"/>
+      <w:r>
+        <w:t xml:space="preserve"> &lt;&lt; "Thank you for ordering from Tops Tech Fast Food!" &lt;&lt; </w:t>
+      </w:r>
+      <w:proofErr w:type="spellStart"/>
+      <w:r>
+        <w:t>endl</w:t>
+      </w:r>
+      <w:proofErr w:type="spellEnd"/>
+      <w:r>
+        <w:t>;</w:t>
+      </w:r>
+    </w:p>
+    <w:p>
+      <w:r>
+        <w:t xml:space="preserve">        </w:t>
+      </w:r>
+      <w:proofErr w:type="spellStart"/>
+      <w:r>
+        <w:t>cout</w:t>
+      </w:r>
+      <w:proofErr w:type="spellEnd"/>
+      <w:r>
+        <w:t xml:space="preserve"> &lt;&lt; "\</w:t>
+      </w:r>
+      <w:proofErr w:type="spellStart"/>
+      <w:r>
+        <w:t>nWould</w:t>
+      </w:r>
+      <w:proofErr w:type="spellEnd"/>
+      <w:r>
+        <w:t xml:space="preserve"> you like to order anything else? (Y/N): ";</w:t>
+      </w:r>
+    </w:p>
+    <w:p>
+      <w:r>
+        <w:t xml:space="preserve">        </w:t>
+      </w:r>
+      <w:proofErr w:type="spellStart"/>
+      <w:r>
+        <w:t>cin</w:t>
+      </w:r>
+      <w:proofErr w:type="spellEnd"/>
+      <w:r>
+        <w:t xml:space="preserve"> &gt;&gt; </w:t>
+      </w:r>
+      <w:proofErr w:type="spellStart"/>
+      <w:r>
+        <w:t>cont</w:t>
+      </w:r>
+      <w:proofErr w:type="spellEnd"/>
+      <w:r>
+        <w:t>;</w:t>
       </w:r>
     </w:p>
     <w:p/>
     <w:p>
       <w:r>
-        <w:t xml:space="preserve">            default:</w:t>
-      </w:r>
-    </w:p>
-    <w:p>
-      <w:r>
-        <w:t xml:space="preserve">                </w:t>
-      </w:r>
-      <w:proofErr w:type="spellStart"/>
-      <w:r>
-        <w:t>cout</w:t>
-      </w:r>
-      <w:proofErr w:type="spellEnd"/>
-      <w:r>
-        <w:t xml:space="preserve"> &lt;&lt; "Invalid Main Choice!" &lt;&lt; </w:t>
-      </w:r>
-      <w:proofErr w:type="spellStart"/>
-      <w:r>
-        <w:t>endl</w:t>
-      </w:r>
-      <w:proofErr w:type="spellEnd"/>
-      <w:r>
-        <w:t>;</w:t>
-      </w:r>
-    </w:p>
-    <w:p>
-      <w:r>
-        <w:t xml:space="preserve">        }</w:t>
+        <w:t xml:space="preserve">    } while (</w:t>
+      </w:r>
+      <w:proofErr w:type="spellStart"/>
+      <w:r>
+        <w:t>cont</w:t>
+      </w:r>
+      <w:proofErr w:type="spellEnd"/>
+      <w:r>
+        <w:t xml:space="preserve"> == 'Y' || </w:t>
+      </w:r>
+      <w:proofErr w:type="spellStart"/>
+      <w:r>
+        <w:t>cont</w:t>
+      </w:r>
+      <w:proofErr w:type="spellEnd"/>
+      <w:r>
+        <w:t xml:space="preserve"> == 'y');</w:t>
       </w:r>
     </w:p>
     <w:p/>
     <w:p>
       <w:r>
-        <w:t xml:space="preserve">        </w:t>
+        <w:t xml:space="preserve">    </w:t>
       </w:r>
       <w:proofErr w:type="spellStart"/>
       <w:r>
@@ -1830,144 +1822,159 @@
       </w:r>
       <w:proofErr w:type="spellStart"/>
       <w:r>
-        <w:t>nYour</w:t>
-      </w:r>
-      <w:proofErr w:type="spellEnd"/>
-      <w:r>
-        <w:t xml:space="preserve"> order will be delivered in 40 minutes." &lt;&lt; </w:t>
-      </w:r>
-      <w:proofErr w:type="spellStart"/>
-      <w:r>
-        <w:t>endl</w:t>
-      </w:r>
-      <w:proofErr w:type="spellEnd"/>
-      <w:r>
-        <w:t>;</w:t>
-      </w:r>
-    </w:p>
-    <w:p>
-      <w:r>
-        <w:t xml:space="preserve">        </w:t>
-      </w:r>
-      <w:proofErr w:type="spellStart"/>
-      <w:r>
-        <w:t>cout</w:t>
-      </w:r>
-      <w:proofErr w:type="spellEnd"/>
-      <w:r>
-        <w:t xml:space="preserve"> &lt;&lt; "Thank you for ordering from Tops Tech Fast Food!" &lt;&lt; </w:t>
-      </w:r>
-      <w:proofErr w:type="spellStart"/>
-      <w:r>
-        <w:t>endl</w:t>
-      </w:r>
-      <w:proofErr w:type="spellEnd"/>
-      <w:r>
-        <w:t>;</w:t>
-      </w:r>
-    </w:p>
-    <w:p>
-      <w:r>
-        <w:t xml:space="preserve">        </w:t>
-      </w:r>
-      <w:proofErr w:type="spellStart"/>
-      <w:r>
-        <w:t>cout</w:t>
-      </w:r>
-      <w:proofErr w:type="spellEnd"/>
-      <w:r>
-        <w:t xml:space="preserve"> &lt;&lt; "\</w:t>
-      </w:r>
-      <w:proofErr w:type="spellStart"/>
-      <w:r>
-        <w:t>nWould</w:t>
-      </w:r>
-      <w:proofErr w:type="spellEnd"/>
-      <w:r>
-        <w:t xml:space="preserve"> you like to order anything else? (Y/N): ";</w:t>
-      </w:r>
-    </w:p>
-    <w:p>
-      <w:r>
-        <w:t xml:space="preserve">        </w:t>
-      </w:r>
-      <w:proofErr w:type="spellStart"/>
-      <w:r>
-        <w:t>cin</w:t>
-      </w:r>
-      <w:proofErr w:type="spellEnd"/>
-      <w:r>
-        <w:t xml:space="preserve"> &gt;&gt; </w:t>
-      </w:r>
-      <w:proofErr w:type="spellStart"/>
-      <w:r>
-        <w:t>cont</w:t>
-      </w:r>
-      <w:proofErr w:type="spellEnd"/>
-      <w:r>
-        <w:t>;</w:t>
+        <w:t>nThank</w:t>
+      </w:r>
+      <w:proofErr w:type="spellEnd"/>
+      <w:r>
+        <w:t xml:space="preserve"> You! Visit Again :)" &lt;&lt; </w:t>
+      </w:r>
+      <w:proofErr w:type="spellStart"/>
+      <w:r>
+        <w:t>endl</w:t>
+      </w:r>
+      <w:proofErr w:type="spellEnd"/>
+      <w:r>
+        <w:t>;</w:t>
+      </w:r>
+    </w:p>
+    <w:p>
+      <w:r>
+        <w:t xml:space="preserve">    return 0;</w:t>
+      </w:r>
+    </w:p>
+    <w:p>
+      <w:r>
+        <w:t>}</w:t>
       </w:r>
     </w:p>
     <w:p/>
-    <w:p>
-      <w:r>
-        <w:t xml:space="preserve">    } while (</w:t>
-      </w:r>
-      <w:proofErr w:type="spellStart"/>
-      <w:r>
-        <w:t>cont</w:t>
-      </w:r>
-      <w:proofErr w:type="spellEnd"/>
-      <w:r>
-        <w:t xml:space="preserve"> == 'Y' || </w:t>
-      </w:r>
-      <w:proofErr w:type="spellStart"/>
-      <w:r>
-        <w:t>cont</w:t>
-      </w:r>
-      <w:proofErr w:type="spellEnd"/>
-      <w:r>
-        <w:t xml:space="preserve"> == 'y');</w:t>
-      </w:r>
-    </w:p>
     <w:p/>
     <w:p>
       <w:r>
-        <w:t xml:space="preserve">    </w:t>
-      </w:r>
-      <w:proofErr w:type="spellStart"/>
-      <w:r>
-        <w:t>cout</w:t>
-      </w:r>
-      <w:proofErr w:type="spellEnd"/>
-      <w:r>
-        <w:t xml:space="preserve"> &lt;&lt; "\</w:t>
-      </w:r>
-      <w:proofErr w:type="spellStart"/>
-      <w:r>
-        <w:t>nThank</w:t>
-      </w:r>
-      <w:proofErr w:type="spellEnd"/>
-      <w:r>
-        <w:t xml:space="preserve"> You! Visit Again :)" &lt;&lt; </w:t>
-      </w:r>
-      <w:proofErr w:type="spellStart"/>
-      <w:r>
-        <w:t>endl</w:t>
-      </w:r>
-      <w:proofErr w:type="spellEnd"/>
-      <w:r>
-        <w:t>;</w:t>
-      </w:r>
-    </w:p>
-    <w:p>
-      <w:r>
-        <w:t xml:space="preserve">    return 0;</w:t>
-      </w:r>
-    </w:p>
-    <w:p>
-      <w:r>
-        <w:t>}</w:t>
+        <w:lastRenderedPageBreak/>
+        <w:t>OUTPUT:</w:t>
+      </w:r>
+    </w:p>
+    <w:p/>
+    <w:p>
+      <w:r>
+        <w:t xml:space="preserve">                             -------------------- Tops Tech. Fast Food --------------------</w:t>
+      </w:r>
+    </w:p>
+    <w:p/>
+    <w:p>
+      <w:r>
+        <w:t>Please Enter Your Name: Rakesh</w:t>
+      </w:r>
+    </w:p>
+    <w:p/>
+    <w:p>
+      <w:r>
+        <w:t>Hello Rakesh!</w:t>
+      </w:r>
+    </w:p>
+    <w:p/>
+    <w:p>
+      <w:r>
+        <w:t>What would you like to order?</w:t>
+      </w:r>
+    </w:p>
+    <w:p/>
+    <w:p>
+      <w:r>
+        <w:t xml:space="preserve">                            ----------- Menu -----------</w:t>
+      </w:r>
+    </w:p>
+    <w:p>
+      <w:r>
+        <w:t>1) Pizzas</w:t>
+      </w:r>
+    </w:p>
+    <w:p>
+      <w:r>
+        <w:t>2) Burgers</w:t>
+      </w:r>
+    </w:p>
+    <w:p>
+      <w:r>
+        <w:t>3) Sandwich</w:t>
+      </w:r>
+    </w:p>
+    <w:p>
+      <w:r>
+        <w:t>4) Rolls</w:t>
+      </w:r>
+    </w:p>
+    <w:p>
+      <w:r>
+        <w:t>5) Biryani</w:t>
+      </w:r>
+    </w:p>
+    <w:p/>
+    <w:p>
+      <w:r>
+        <w:t>Please Enter Your Choice: 3</w:t>
+      </w:r>
+    </w:p>
+    <w:p/>
+    <w:p>
+      <w:r>
+        <w:t>1. Club Sandwich Rs.240</w:t>
+      </w:r>
+    </w:p>
+    <w:p>
+      <w:r>
+        <w:t>2. Veg. Crispy Sandwich Rs.160</w:t>
+      </w:r>
+    </w:p>
+    <w:p>
+      <w:r>
+        <w:t>3. Extreme Veg Sandwich Rs.100</w:t>
+      </w:r>
+    </w:p>
+    <w:p/>
+    <w:p>
+      <w:r>
+        <w:t>Please Enter which Sandwich you would like to have: 2</w:t>
+      </w:r>
+    </w:p>
+    <w:p>
+      <w:r>
+        <w:t>Please Enter Quantity: 2</w:t>
+      </w:r>
+    </w:p>
+    <w:p/>
+    <w:p>
+      <w:r>
+        <w:t xml:space="preserve">                            ----------- Your Order -----------</w:t>
+      </w:r>
+    </w:p>
+    <w:p>
+      <w:r>
+        <w:t>2 Veg. Crispy Sandwich</w:t>
+      </w:r>
+    </w:p>
+    <w:p/>
+    <w:p>
+      <w:r>
+        <w:t>Your Total Bill is 320</w:t>
+      </w:r>
+    </w:p>
+    <w:p/>
+    <w:p>
+      <w:r>
+        <w:t>Your order will be delivered in 40 minutes.</w:t>
+      </w:r>
+    </w:p>
+    <w:p>
+      <w:r>
+        <w:t>Thank you for ordering from Tops Tech Fast Food!</w:t>
+      </w:r>
+    </w:p>
+    <w:p/>
+    <w:p>
+      <w:r>
+        <w:t>Would you like to order anything else? (Y/N):</w:t>
       </w:r>
     </w:p>
     <w:sectPr>
